--- a/docs/Test screenshots.docx
+++ b/docs/Test screenshots.docx
@@ -7,6 +7,9 @@
         <w:t>1257535_Expose_Seminararbeit_Digitale_Geschaeftsmodelle_commented</w:t>
       </w:r>
       <w:r>
+        <w:rPr>
+          <w:noProof/>
+        </w:rPr>
         <w:drawing>
           <wp:inline distT="0" distB="0" distL="0" distR="0" wp14:anchorId="65BAA2D7" wp14:editId="1D6B4EFF">
             <wp:extent cx="5731510" cy="2642870"/>
@@ -47,6 +50,9 @@
         <w:t>lni_full_test (1)</w:t>
       </w:r>
       <w:r>
+        <w:rPr>
+          <w:noProof/>
+        </w:rPr>
         <w:drawing>
           <wp:inline distT="0" distB="0" distL="0" distR="0" wp14:anchorId="683C6B3D" wp14:editId="7DCEC4AB">
             <wp:extent cx="5731510" cy="2640965"/>
@@ -89,6 +95,9 @@
         <w:t>Test (1)</w:t>
       </w:r>
       <w:r>
+        <w:rPr>
+          <w:noProof/>
+        </w:rPr>
         <w:drawing>
           <wp:inline distT="0" distB="0" distL="0" distR="0" wp14:anchorId="5C254260" wp14:editId="5F8A32E4">
             <wp:extent cx="5731510" cy="2657475"/>
@@ -134,6 +143,9 @@
     </w:p>
     <w:p>
       <w:r>
+        <w:rPr>
+          <w:noProof/>
+        </w:rPr>
         <w:drawing>
           <wp:inline distT="0" distB="0" distL="0" distR="0" wp14:anchorId="19D8538B" wp14:editId="07E9E962">
             <wp:extent cx="5731510" cy="2785745"/>
@@ -174,6 +186,9 @@
         <w:t>lni-paper-example-de</w:t>
       </w:r>
       <w:r>
+        <w:rPr>
+          <w:noProof/>
+        </w:rPr>
         <w:drawing>
           <wp:inline distT="0" distB="0" distL="0" distR="0" wp14:anchorId="5F58C06B" wp14:editId="5438B9CB">
             <wp:extent cx="5731510" cy="2540000"/>
@@ -214,6 +229,9 @@
         <w:t>2602.05930v1</w:t>
       </w:r>
       <w:r>
+        <w:rPr>
+          <w:noProof/>
+        </w:rPr>
         <w:drawing>
           <wp:inline distT="0" distB="0" distL="0" distR="0" wp14:anchorId="138EE0E8" wp14:editId="2462BFE0">
             <wp:extent cx="5731510" cy="2712720"/>
@@ -268,6 +286,9 @@
         <w:t xml:space="preserve"> </w:t>
       </w:r>
       <w:r>
+        <w:rPr>
+          <w:noProof/>
+        </w:rPr>
         <w:drawing>
           <wp:inline distT="0" distB="0" distL="0" distR="0" wp14:anchorId="4A3C44B3" wp14:editId="0DFC8FF7">
             <wp:extent cx="5731510" cy="2675255"/>
@@ -1729,6 +1750,348 @@
           </wp:inline>
         </w:drawing>
       </w:r>
+    </w:p>
+    <w:p>
+      <w:pPr>
+        <w:rPr>
+          <w:b/>
+          <w:bCs/>
+          <w:noProof/>
+        </w:rPr>
+      </w:pPr>
+      <w:r>
+        <w:rPr>
+          <w:b/>
+          <w:bCs/>
+          <w:noProof/>
+        </w:rPr>
+        <w:t>22_missing_bibliography_entry.pdf</w:t>
+      </w:r>
+      <w:r>
+        <w:rPr>
+          <w:b/>
+          <w:bCs/>
+          <w:noProof/>
+        </w:rPr>
+        <w:drawing>
+          <wp:inline distT="0" distB="0" distL="0" distR="0" wp14:anchorId="0ED434B0" wp14:editId="6FC134AD">
+            <wp:extent cx="5731510" cy="1785620"/>
+            <wp:effectExtent l="0" t="0" r="2540" b="5080"/>
+            <wp:docPr id="1680724015" name="Picture 1"/>
+            <wp:cNvGraphicFramePr>
+              <a:graphicFrameLocks xmlns:a="http://schemas.openxmlformats.org/drawingml/2006/main" noChangeAspect="1"/>
+            </wp:cNvGraphicFramePr>
+            <a:graphic xmlns:a="http://schemas.openxmlformats.org/drawingml/2006/main">
+              <a:graphicData uri="http://schemas.openxmlformats.org/drawingml/2006/picture">
+                <pic:pic xmlns:pic="http://schemas.openxmlformats.org/drawingml/2006/picture">
+                  <pic:nvPicPr>
+                    <pic:cNvPr id="1680724015" name=""/>
+                    <pic:cNvPicPr/>
+                  </pic:nvPicPr>
+                  <pic:blipFill>
+                    <a:blip r:embed="rId33"/>
+                    <a:stretch>
+                      <a:fillRect/>
+                    </a:stretch>
+                  </pic:blipFill>
+                  <pic:spPr>
+                    <a:xfrm>
+                      <a:off x="0" y="0"/>
+                      <a:ext cx="5731510" cy="1785620"/>
+                    </a:xfrm>
+                    <a:prstGeom prst="rect">
+                      <a:avLst/>
+                    </a:prstGeom>
+                  </pic:spPr>
+                </pic:pic>
+              </a:graphicData>
+            </a:graphic>
+          </wp:inline>
+        </w:drawing>
+      </w:r>
+    </w:p>
+    <w:p>
+      <w:pPr>
+        <w:rPr>
+          <w:noProof/>
+        </w:rPr>
+      </w:pPr>
+      <w:r>
+        <w:rPr>
+          <w:noProof/>
+        </w:rPr>
+        <w:drawing>
+          <wp:inline distT="0" distB="0" distL="0" distR="0" wp14:anchorId="1D3F0D57" wp14:editId="6A586F1F">
+            <wp:extent cx="5731510" cy="2446655"/>
+            <wp:effectExtent l="0" t="0" r="2540" b="0"/>
+            <wp:docPr id="1697410628" name="Picture 1"/>
+            <wp:cNvGraphicFramePr>
+              <a:graphicFrameLocks xmlns:a="http://schemas.openxmlformats.org/drawingml/2006/main" noChangeAspect="1"/>
+            </wp:cNvGraphicFramePr>
+            <a:graphic xmlns:a="http://schemas.openxmlformats.org/drawingml/2006/main">
+              <a:graphicData uri="http://schemas.openxmlformats.org/drawingml/2006/picture">
+                <pic:pic xmlns:pic="http://schemas.openxmlformats.org/drawingml/2006/picture">
+                  <pic:nvPicPr>
+                    <pic:cNvPr id="1697410628" name=""/>
+                    <pic:cNvPicPr/>
+                  </pic:nvPicPr>
+                  <pic:blipFill>
+                    <a:blip r:embed="rId34"/>
+                    <a:stretch>
+                      <a:fillRect/>
+                    </a:stretch>
+                  </pic:blipFill>
+                  <pic:spPr>
+                    <a:xfrm>
+                      <a:off x="0" y="0"/>
+                      <a:ext cx="5731510" cy="2446655"/>
+                    </a:xfrm>
+                    <a:prstGeom prst="rect">
+                      <a:avLst/>
+                    </a:prstGeom>
+                  </pic:spPr>
+                </pic:pic>
+              </a:graphicData>
+            </a:graphic>
+          </wp:inline>
+        </w:drawing>
+      </w:r>
+    </w:p>
+    <w:p>
+      <w:pPr>
+        <w:rPr>
+          <w:noProof/>
+        </w:rPr>
+      </w:pPr>
+      <w:r>
+        <w:rPr>
+          <w:noProof/>
+        </w:rPr>
+        <w:t>23_perfect_cross_reference.pdf</w:t>
+      </w:r>
+    </w:p>
+    <w:p>
+      <w:pPr>
+        <w:rPr>
+          <w:noProof/>
+        </w:rPr>
+      </w:pPr>
+      <w:r>
+        <w:rPr>
+          <w:noProof/>
+        </w:rPr>
+        <w:lastRenderedPageBreak/>
+        <w:drawing>
+          <wp:inline distT="0" distB="0" distL="0" distR="0" wp14:anchorId="0BB250A3" wp14:editId="3AC48E58">
+            <wp:extent cx="5731510" cy="2617470"/>
+            <wp:effectExtent l="0" t="0" r="2540" b="0"/>
+            <wp:docPr id="1694597718" name="Picture 1"/>
+            <wp:cNvGraphicFramePr>
+              <a:graphicFrameLocks xmlns:a="http://schemas.openxmlformats.org/drawingml/2006/main" noChangeAspect="1"/>
+            </wp:cNvGraphicFramePr>
+            <a:graphic xmlns:a="http://schemas.openxmlformats.org/drawingml/2006/main">
+              <a:graphicData uri="http://schemas.openxmlformats.org/drawingml/2006/picture">
+                <pic:pic xmlns:pic="http://schemas.openxmlformats.org/drawingml/2006/picture">
+                  <pic:nvPicPr>
+                    <pic:cNvPr id="1694597718" name=""/>
+                    <pic:cNvPicPr/>
+                  </pic:nvPicPr>
+                  <pic:blipFill>
+                    <a:blip r:embed="rId35"/>
+                    <a:stretch>
+                      <a:fillRect/>
+                    </a:stretch>
+                  </pic:blipFill>
+                  <pic:spPr>
+                    <a:xfrm>
+                      <a:off x="0" y="0"/>
+                      <a:ext cx="5731510" cy="2617470"/>
+                    </a:xfrm>
+                    <a:prstGeom prst="rect">
+                      <a:avLst/>
+                    </a:prstGeom>
+                  </pic:spPr>
+                </pic:pic>
+              </a:graphicData>
+            </a:graphic>
+          </wp:inline>
+        </w:drawing>
+      </w:r>
+    </w:p>
+    <w:p>
+      <w:pPr>
+        <w:rPr>
+          <w:noProof/>
+        </w:rPr>
+      </w:pPr>
+      <w:r>
+        <w:rPr>
+          <w:noProof/>
+        </w:rPr>
+        <w:t>24_with_doi.pdf</w:t>
+      </w:r>
+    </w:p>
+    <w:p>
+      <w:pPr>
+        <w:rPr>
+          <w:noProof/>
+        </w:rPr>
+      </w:pPr>
+      <w:r>
+        <w:rPr>
+          <w:noProof/>
+        </w:rPr>
+        <w:drawing>
+          <wp:inline distT="0" distB="0" distL="0" distR="0" wp14:anchorId="4A244996" wp14:editId="67EE9E4A">
+            <wp:extent cx="5731510" cy="1842135"/>
+            <wp:effectExtent l="0" t="0" r="2540" b="5715"/>
+            <wp:docPr id="998420045" name="Picture 1"/>
+            <wp:cNvGraphicFramePr>
+              <a:graphicFrameLocks xmlns:a="http://schemas.openxmlformats.org/drawingml/2006/main" noChangeAspect="1"/>
+            </wp:cNvGraphicFramePr>
+            <a:graphic xmlns:a="http://schemas.openxmlformats.org/drawingml/2006/main">
+              <a:graphicData uri="http://schemas.openxmlformats.org/drawingml/2006/picture">
+                <pic:pic xmlns:pic="http://schemas.openxmlformats.org/drawingml/2006/picture">
+                  <pic:nvPicPr>
+                    <pic:cNvPr id="998420045" name=""/>
+                    <pic:cNvPicPr/>
+                  </pic:nvPicPr>
+                  <pic:blipFill>
+                    <a:blip r:embed="rId36"/>
+                    <a:stretch>
+                      <a:fillRect/>
+                    </a:stretch>
+                  </pic:blipFill>
+                  <pic:spPr>
+                    <a:xfrm>
+                      <a:off x="0" y="0"/>
+                      <a:ext cx="5731510" cy="1842135"/>
+                    </a:xfrm>
+                    <a:prstGeom prst="rect">
+                      <a:avLst/>
+                    </a:prstGeom>
+                  </pic:spPr>
+                </pic:pic>
+              </a:graphicData>
+            </a:graphic>
+          </wp:inline>
+        </w:drawing>
+      </w:r>
+    </w:p>
+    <w:p>
+      <w:pPr>
+        <w:rPr>
+          <w:noProof/>
+        </w:rPr>
+      </w:pPr>
+      <w:r>
+        <w:rPr>
+          <w:noProof/>
+        </w:rPr>
+        <w:drawing>
+          <wp:inline distT="0" distB="0" distL="0" distR="0" wp14:anchorId="31D408B0" wp14:editId="1F27D309">
+            <wp:extent cx="5731510" cy="2239010"/>
+            <wp:effectExtent l="0" t="0" r="2540" b="8890"/>
+            <wp:docPr id="329006265" name="Picture 1"/>
+            <wp:cNvGraphicFramePr>
+              <a:graphicFrameLocks xmlns:a="http://schemas.openxmlformats.org/drawingml/2006/main" noChangeAspect="1"/>
+            </wp:cNvGraphicFramePr>
+            <a:graphic xmlns:a="http://schemas.openxmlformats.org/drawingml/2006/main">
+              <a:graphicData uri="http://schemas.openxmlformats.org/drawingml/2006/picture">
+                <pic:pic xmlns:pic="http://schemas.openxmlformats.org/drawingml/2006/picture">
+                  <pic:nvPicPr>
+                    <pic:cNvPr id="329006265" name=""/>
+                    <pic:cNvPicPr/>
+                  </pic:nvPicPr>
+                  <pic:blipFill>
+                    <a:blip r:embed="rId37"/>
+                    <a:stretch>
+                      <a:fillRect/>
+                    </a:stretch>
+                  </pic:blipFill>
+                  <pic:spPr>
+                    <a:xfrm>
+                      <a:off x="0" y="0"/>
+                      <a:ext cx="5731510" cy="2239010"/>
+                    </a:xfrm>
+                    <a:prstGeom prst="rect">
+                      <a:avLst/>
+                    </a:prstGeom>
+                  </pic:spPr>
+                </pic:pic>
+              </a:graphicData>
+            </a:graphic>
+          </wp:inline>
+        </w:drawing>
+      </w:r>
+    </w:p>
+    <w:p>
+      <w:pPr>
+        <w:rPr>
+          <w:noProof/>
+        </w:rPr>
+      </w:pPr>
+      <w:r>
+        <w:rPr>
+          <w:noProof/>
+        </w:rPr>
+        <w:t>25_with_isbn.pdf</w:t>
+      </w:r>
+    </w:p>
+    <w:p>
+      <w:pPr>
+        <w:rPr>
+          <w:noProof/>
+        </w:rPr>
+      </w:pPr>
+      <w:r>
+        <w:rPr>
+          <w:noProof/>
+        </w:rPr>
+        <w:lastRenderedPageBreak/>
+        <w:drawing>
+          <wp:inline distT="0" distB="0" distL="0" distR="0" wp14:anchorId="0052C46A" wp14:editId="3C8ABF39">
+            <wp:extent cx="5731510" cy="2289810"/>
+            <wp:effectExtent l="0" t="0" r="2540" b="0"/>
+            <wp:docPr id="1437636852" name="Picture 1"/>
+            <wp:cNvGraphicFramePr>
+              <a:graphicFrameLocks xmlns:a="http://schemas.openxmlformats.org/drawingml/2006/main" noChangeAspect="1"/>
+            </wp:cNvGraphicFramePr>
+            <a:graphic xmlns:a="http://schemas.openxmlformats.org/drawingml/2006/main">
+              <a:graphicData uri="http://schemas.openxmlformats.org/drawingml/2006/picture">
+                <pic:pic xmlns:pic="http://schemas.openxmlformats.org/drawingml/2006/picture">
+                  <pic:nvPicPr>
+                    <pic:cNvPr id="1437636852" name=""/>
+                    <pic:cNvPicPr/>
+                  </pic:nvPicPr>
+                  <pic:blipFill>
+                    <a:blip r:embed="rId38"/>
+                    <a:stretch>
+                      <a:fillRect/>
+                    </a:stretch>
+                  </pic:blipFill>
+                  <pic:spPr>
+                    <a:xfrm>
+                      <a:off x="0" y="0"/>
+                      <a:ext cx="5731510" cy="2289810"/>
+                    </a:xfrm>
+                    <a:prstGeom prst="rect">
+                      <a:avLst/>
+                    </a:prstGeom>
+                  </pic:spPr>
+                </pic:pic>
+              </a:graphicData>
+            </a:graphic>
+          </wp:inline>
+        </w:drawing>
+      </w:r>
+    </w:p>
+    <w:p>
+      <w:pPr>
+        <w:rPr>
+          <w:noProof/>
+        </w:rPr>
+      </w:pPr>
     </w:p>
     <w:p>
       <w:pPr>
